--- a/supplemental_digital_content.docx
+++ b/supplemental_digital_content.docx
@@ -4481,13 +4481,13 @@
       </w:r>
     </w:p>
     <w:bookmarkEnd w:id="24"/>
-    <w:bookmarkStart w:id="28" w:name="X4d1cc4b0283df5bda41de220dca34c2a1db9073"/>
+    <w:bookmarkStart w:id="25" w:name="Xae4d91fde33c2714367dbe8d2377a824f90470f"/>
     <w:p>
       <w:pPr>
         <w:pStyle w:val="Heading2"/>
       </w:pPr>
       <w:r>
-        <w:t xml:space="preserve">Appendix Figure S1. Wait time to first available appointment</w:t>
+        <w:t xml:space="preserve">Appendix Table S6. Restriction checkbox, why it is excluded</w:t>
       </w:r>
     </w:p>
     <w:p>
@@ -4495,6 +4495,463 @@
         <w:pStyle w:val="FirstParagraph"/>
       </w:pPr>
       <w:r>
+        <w:t xml:space="preserve">The instrument’s three</w:t>
+      </w:r>
+      <w:r>
+        <w:t xml:space="preserve"> </w:t>
+      </w:r>
+      <w:r>
+        <w:t xml:space="preserve">“restrictions to the individuals you would provide care</w:t>
+      </w:r>
+      <w:r>
+        <w:t xml:space="preserve"> </w:t>
+      </w:r>
+      <w:r>
+        <w:t xml:space="preserve">to”</w:t>
+      </w:r>
+      <w:r>
+        <w:t xml:space="preserve"> </w:t>
+      </w:r>
+      <w:r>
+        <w:t xml:space="preserve">checkboxes are excluded from every analysis. The codebook defines a ticked</w:t>
+      </w:r>
+      <w:r>
+        <w:t xml:space="preserve"> </w:t>
+      </w:r>
+      <w:r>
+        <w:t xml:space="preserve">box as a restriction applying to that group, with no field note or branching</w:t>
+      </w:r>
+      <w:r>
+        <w:t xml:space="preserve"> </w:t>
+      </w:r>
+      <w:r>
+        <w:t xml:space="preserve">logic, but the recorded responses follow two incompatible conventions keyed to</w:t>
+      </w:r>
+      <w:r>
+        <w:t xml:space="preserve"> </w:t>
+      </w:r>
+      <w:r>
+        <w:t xml:space="preserve">the person completing the form. One caller ticked all three boxes on most of</w:t>
+      </w:r>
+      <w:r>
+        <w:t xml:space="preserve"> </w:t>
+      </w:r>
+      <w:r>
+        <w:t xml:space="preserve">her entries, which under the codebook definition would mean those practices</w:t>
+      </w:r>
+      <w:r>
+        <w:t xml:space="preserve"> </w:t>
+      </w:r>
+      <w:r>
+        <w:t xml:space="preserve">serve no one. Every other caller ticked only the box matching the scenario they</w:t>
+      </w:r>
+      <w:r>
+        <w:t xml:space="preserve"> </w:t>
+      </w:r>
+      <w:r>
+        <w:t xml:space="preserve">called as, which echoes the assignment rather than describing the practice.</w:t>
+      </w:r>
+      <w:r>
+        <w:t xml:space="preserve"> </w:t>
+      </w:r>
+      <w:r>
+        <w:t xml:space="preserve">Because the convention belongs to the caller rather than the response, and a</w:t>
+      </w:r>
+      <w:r>
+        <w:t xml:space="preserve"> </w:t>
+      </w:r>
+      <w:r>
+        <w:t xml:space="preserve">quarter of calls record no caller, no recoding rule can separate them.</w:t>
+      </w:r>
+    </w:p>
+    <w:p>
+      <w:pPr>
+        <w:pStyle w:val="TableCaption"/>
+      </w:pPr>
+      <w:r>
+        <w:t xml:space="preserve">Table S6. Combination of restriction boxes ticked, by person completing the form.</w:t>
+      </w:r>
+    </w:p>
+    <w:tbl>
+      <w:tblPr>
+        <w:tblStyle w:val="Table"/>
+        <w:tblW w:type="auto" w:w="0"/>
+        <w:tblLook w:firstRow="1" w:lastRow="0" w:firstColumn="0" w:lastColumn="0" w:noHBand="0" w:noVBand="0" w:val="0020"/>
+        <w:tblCaption w:val="Table S6. Combination of restriction boxes ticked, by person completing the form."/>
+      </w:tblPr>
+      <w:tblGrid>
+        <w:gridCol w:w="2640"/>
+        <w:gridCol w:w="2640"/>
+        <w:gridCol w:w="2640"/>
+      </w:tblGrid>
+      <w:tr>
+        <w:trPr>
+          <w:tblHeader w:val="on"/>
+        </w:trPr>
+        <w:tc>
+          <w:tcPr/>
+          <w:p>
+            <w:pPr>
+              <w:pStyle w:val="Compact"/>
+              <w:jc w:val="left"/>
+            </w:pPr>
+            <w:r>
+              <w:t xml:space="preserve">Caller</w:t>
+            </w:r>
+          </w:p>
+        </w:tc>
+        <w:tc>
+          <w:tcPr/>
+          <w:p>
+            <w:pPr>
+              <w:pStyle w:val="Compact"/>
+              <w:jc w:val="left"/>
+            </w:pPr>
+            <w:r>
+              <w:t xml:space="preserve">Boxes ticked</w:t>
+            </w:r>
+          </w:p>
+        </w:tc>
+        <w:tc>
+          <w:tcPr/>
+          <w:p>
+            <w:pPr>
+              <w:pStyle w:val="Compact"/>
+              <w:jc w:val="right"/>
+            </w:pPr>
+            <w:r>
+              <w:t xml:space="preserve">Calls</w:t>
+            </w:r>
+          </w:p>
+        </w:tc>
+      </w:tr>
+      <w:tr>
+        <w:tc>
+          <w:tcPr/>
+          <w:p>
+            <w:pPr>
+              <w:pStyle w:val="Compact"/>
+              <w:jc w:val="left"/>
+            </w:pPr>
+            <w:r>
+              <w:t xml:space="preserve">Caller C</w:t>
+            </w:r>
+          </w:p>
+        </w:tc>
+        <w:tc>
+          <w:tcPr/>
+          <w:p>
+            <w:pPr>
+              <w:pStyle w:val="Compact"/>
+              <w:jc w:val="left"/>
+            </w:pPr>
+            <w:r>
+              <w:t xml:space="preserve">Lesbian + Straight + SingleMother</w:t>
+            </w:r>
+          </w:p>
+        </w:tc>
+        <w:tc>
+          <w:tcPr/>
+          <w:p>
+            <w:pPr>
+              <w:pStyle w:val="Compact"/>
+              <w:jc w:val="right"/>
+            </w:pPr>
+            <w:r>
+              <w:t xml:space="preserve">19</w:t>
+            </w:r>
+          </w:p>
+        </w:tc>
+      </w:tr>
+      <w:tr>
+        <w:tc>
+          <w:tcPr/>
+          <w:p>
+            <w:pPr>
+              <w:pStyle w:val="Compact"/>
+              <w:jc w:val="left"/>
+            </w:pPr>
+            <w:r>
+              <w:t xml:space="preserve">Caller F</w:t>
+            </w:r>
+          </w:p>
+        </w:tc>
+        <w:tc>
+          <w:tcPr/>
+          <w:p>
+            <w:pPr>
+              <w:pStyle w:val="Compact"/>
+              <w:jc w:val="left"/>
+            </w:pPr>
+            <w:r>
+              <w:t xml:space="preserve">Straight</w:t>
+            </w:r>
+          </w:p>
+        </w:tc>
+        <w:tc>
+          <w:tcPr/>
+          <w:p>
+            <w:pPr>
+              <w:pStyle w:val="Compact"/>
+              <w:jc w:val="right"/>
+            </w:pPr>
+            <w:r>
+              <w:t xml:space="preserve">9</w:t>
+            </w:r>
+          </w:p>
+        </w:tc>
+      </w:tr>
+      <w:tr>
+        <w:tc>
+          <w:tcPr/>
+          <w:p>
+            <w:pPr>
+              <w:pStyle w:val="Compact"/>
+              <w:jc w:val="left"/>
+            </w:pPr>
+            <w:r>
+              <w:t xml:space="preserve">Caller D</w:t>
+            </w:r>
+          </w:p>
+        </w:tc>
+        <w:tc>
+          <w:tcPr/>
+          <w:p>
+            <w:pPr>
+              <w:pStyle w:val="Compact"/>
+              <w:jc w:val="left"/>
+            </w:pPr>
+            <w:r>
+              <w:t xml:space="preserve">Straight</w:t>
+            </w:r>
+          </w:p>
+        </w:tc>
+        <w:tc>
+          <w:tcPr/>
+          <w:p>
+            <w:pPr>
+              <w:pStyle w:val="Compact"/>
+              <w:jc w:val="right"/>
+            </w:pPr>
+            <w:r>
+              <w:t xml:space="preserve">4</w:t>
+            </w:r>
+          </w:p>
+        </w:tc>
+      </w:tr>
+      <w:tr>
+        <w:tc>
+          <w:tcPr/>
+          <w:p>
+            <w:pPr>
+              <w:pStyle w:val="Compact"/>
+              <w:jc w:val="left"/>
+            </w:pPr>
+            <w:r>
+              <w:t xml:space="preserve">Caller A</w:t>
+            </w:r>
+          </w:p>
+        </w:tc>
+        <w:tc>
+          <w:tcPr/>
+          <w:p>
+            <w:pPr>
+              <w:pStyle w:val="Compact"/>
+              <w:jc w:val="left"/>
+            </w:pPr>
+            <w:r>
+              <w:t xml:space="preserve">Lesbian</w:t>
+            </w:r>
+          </w:p>
+        </w:tc>
+        <w:tc>
+          <w:tcPr/>
+          <w:p>
+            <w:pPr>
+              <w:pStyle w:val="Compact"/>
+              <w:jc w:val="right"/>
+            </w:pPr>
+            <w:r>
+              <w:t xml:space="preserve">3</w:t>
+            </w:r>
+          </w:p>
+        </w:tc>
+      </w:tr>
+      <w:tr>
+        <w:tc>
+          <w:tcPr/>
+          <w:p>
+            <w:pPr>
+              <w:pStyle w:val="Compact"/>
+              <w:jc w:val="left"/>
+            </w:pPr>
+            <w:r>
+              <w:t xml:space="preserve">Caller C</w:t>
+            </w:r>
+          </w:p>
+        </w:tc>
+        <w:tc>
+          <w:tcPr/>
+          <w:p>
+            <w:pPr>
+              <w:pStyle w:val="Compact"/>
+              <w:jc w:val="left"/>
+            </w:pPr>
+            <w:r>
+              <w:t xml:space="preserve">Straight</w:t>
+            </w:r>
+          </w:p>
+        </w:tc>
+        <w:tc>
+          <w:tcPr/>
+          <w:p>
+            <w:pPr>
+              <w:pStyle w:val="Compact"/>
+              <w:jc w:val="right"/>
+            </w:pPr>
+            <w:r>
+              <w:t xml:space="preserve">3</w:t>
+            </w:r>
+          </w:p>
+        </w:tc>
+      </w:tr>
+      <w:tr>
+        <w:tc>
+          <w:tcPr/>
+          <w:p>
+            <w:pPr>
+              <w:pStyle w:val="Compact"/>
+              <w:jc w:val="left"/>
+            </w:pPr>
+            <w:r>
+              <w:t xml:space="preserve">Caller C</w:t>
+            </w:r>
+          </w:p>
+        </w:tc>
+        <w:tc>
+          <w:tcPr/>
+          <w:p>
+            <w:pPr>
+              <w:pStyle w:val="Compact"/>
+              <w:jc w:val="left"/>
+            </w:pPr>
+            <w:r>
+              <w:t xml:space="preserve">Lesbian + Straight</w:t>
+            </w:r>
+          </w:p>
+        </w:tc>
+        <w:tc>
+          <w:tcPr/>
+          <w:p>
+            <w:pPr>
+              <w:pStyle w:val="Compact"/>
+              <w:jc w:val="right"/>
+            </w:pPr>
+            <w:r>
+              <w:t xml:space="preserve">2</w:t>
+            </w:r>
+          </w:p>
+        </w:tc>
+      </w:tr>
+      <w:tr>
+        <w:tc>
+          <w:tcPr/>
+          <w:p>
+            <w:pPr>
+              <w:pStyle w:val="Compact"/>
+              <w:jc w:val="left"/>
+            </w:pPr>
+            <w:r>
+              <w:t xml:space="preserve">Caller E</w:t>
+            </w:r>
+          </w:p>
+        </w:tc>
+        <w:tc>
+          <w:tcPr/>
+          <w:p>
+            <w:pPr>
+              <w:pStyle w:val="Compact"/>
+              <w:jc w:val="left"/>
+            </w:pPr>
+            <w:r>
+              <w:t xml:space="preserve">Lesbian</w:t>
+            </w:r>
+          </w:p>
+        </w:tc>
+        <w:tc>
+          <w:tcPr/>
+          <w:p>
+            <w:pPr>
+              <w:pStyle w:val="Compact"/>
+              <w:jc w:val="right"/>
+            </w:pPr>
+            <w:r>
+              <w:t xml:space="preserve">2</w:t>
+            </w:r>
+          </w:p>
+        </w:tc>
+      </w:tr>
+      <w:tr>
+        <w:tc>
+          <w:tcPr/>
+          <w:p>
+            <w:pPr>
+              <w:pStyle w:val="Compact"/>
+              <w:jc w:val="left"/>
+            </w:pPr>
+            <w:r>
+              <w:t xml:space="preserve">Unrecorded</w:t>
+            </w:r>
+          </w:p>
+        </w:tc>
+        <w:tc>
+          <w:tcPr/>
+          <w:p>
+            <w:pPr>
+              <w:pStyle w:val="Compact"/>
+              <w:jc w:val="left"/>
+            </w:pPr>
+            <w:r>
+              <w:t xml:space="preserve">Lesbian</w:t>
+            </w:r>
+          </w:p>
+        </w:tc>
+        <w:tc>
+          <w:tcPr/>
+          <w:p>
+            <w:pPr>
+              <w:pStyle w:val="Compact"/>
+              <w:jc w:val="right"/>
+            </w:pPr>
+            <w:r>
+              <w:t xml:space="preserve">1</w:t>
+            </w:r>
+          </w:p>
+        </w:tc>
+      </w:tr>
+    </w:tbl>
+    <w:p>
+      <w:r>
+        <w:pict>
+          <v:rect style="width:0;height:1.5pt" o:hralign="center" o:hrstd="t" o:hr="t"/>
+        </w:pict>
+      </w:r>
+    </w:p>
+    <w:bookmarkEnd w:id="25"/>
+    <w:bookmarkStart w:id="29" w:name="X4d1cc4b0283df5bda41de220dca34c2a1db9073"/>
+    <w:p>
+      <w:pPr>
+        <w:pStyle w:val="Heading2"/>
+      </w:pPr>
+      <w:r>
+        <w:t xml:space="preserve">Appendix Figure S1. Wait time to first available appointment</w:t>
+      </w:r>
+    </w:p>
+    <w:p>
+      <w:pPr>
+        <w:pStyle w:val="FirstParagraph"/>
+      </w:pPr>
+      <w:r>
         <w:t xml:space="preserve">Restricted to the 57 calls with an observed appointment date. Panels are</w:t>
       </w:r>
       <w:r>
@@ -4525,18 +4982,18 @@
           <wp:inline>
             <wp:extent cx="5334000" cy="4191000"/>
             <wp:effectExtent b="0" l="0" r="0" t="0"/>
-            <wp:docPr descr="Figure S1. Wait time to first available appointment by caller scenario." title="" id="26" name="Picture"/>
+            <wp:docPr descr="Figure S1. Wait time to first available appointment by caller scenario." title="" id="27" name="Picture"/>
             <a:graphic>
               <a:graphicData uri="http://schemas.openxmlformats.org/drawingml/2006/picture">
                 <pic:pic>
                   <pic:nvPicPr>
-                    <pic:cNvPr descr="supplemental_digital_content_files/mysterycall_outputs/figures/fig_panel_wait_times.png" id="27" name="Picture"/>
+                    <pic:cNvPr descr="supplemental_digital_content_files/mysterycall_outputs/figures/fig_panel_wait_times.png" id="28" name="Picture"/>
                     <pic:cNvPicPr>
                       <a:picLocks noChangeArrowheads="1" noChangeAspect="1"/>
                     </pic:cNvPicPr>
                   </pic:nvPicPr>
                   <pic:blipFill>
-                    <a:blip r:embed="rId25"/>
+                    <a:blip r:embed="rId26"/>
                     <a:stretch>
                       <a:fillRect/>
                     </a:stretch>
@@ -4583,7 +5040,7 @@
         <w:pStyle w:val="FirstParagraph"/>
       </w:pPr>
       <w:r>
-        <w:t xml:space="preserve">Generated 2026-09-05 08:16 MDT from commit</w:t>
+        <w:t xml:space="preserve">Generated 2026-09-05 08:48 MDT from commit</w:t>
       </w:r>
       <w:r>
         <w:t xml:space="preserve"> </w:t>
@@ -4592,13 +5049,13 @@
         <w:rPr>
           <w:rStyle w:val="VerbatimChar"/>
         </w:rPr>
-        <w:t xml:space="preserve">e86af60</w:t>
+        <w:t xml:space="preserve">587d3dc</w:t>
       </w:r>
       <w:r>
         <w:t xml:space="preserve">.</w:t>
       </w:r>
     </w:p>
-    <w:bookmarkEnd w:id="28"/>
+    <w:bookmarkEnd w:id="29"/>
     <w:sectPr>
       <w:footnotePr>
         <w:numRestart w:val="eachSect"/>

--- a/supplemental_digital_content.docx
+++ b/supplemental_digital_content.docx
@@ -4481,7 +4481,647 @@
       </w:r>
     </w:p>
     <w:bookmarkEnd w:id="24"/>
-    <w:bookmarkStart w:id="25" w:name="Xae4d91fde33c2714367dbe8d2377a824f90470f"/>
+    <w:bookmarkStart w:id="25" w:name="Xf98913a985e3d5ca3fb907f92e3da38046a81f0"/>
+    <w:p>
+      <w:pPr>
+        <w:pStyle w:val="Heading2"/>
+      </w:pPr>
+      <w:r>
+        <w:t xml:space="preserve">Appendix Table S7. Caller variance components</w:t>
+      </w:r>
+    </w:p>
+    <w:p>
+      <w:pPr>
+        <w:pStyle w:val="FirstParagraph"/>
+      </w:pPr>
+      <w:r>
+        <w:t xml:space="preserve">The proportion of outcome variance lying between callers rather than within</w:t>
+      </w:r>
+      <w:r>
+        <w:t xml:space="preserve"> </w:t>
+      </w:r>
+      <w:r>
+        <w:t xml:space="preserve">them, from a one-way variance-components model. A scenario arm dominated by a</w:t>
+      </w:r>
+      <w:r>
+        <w:t xml:space="preserve"> </w:t>
+      </w:r>
+      <w:r>
+        <w:t xml:space="preserve">single caller cannot be read as a scenario effect when this much of the</w:t>
+      </w:r>
+      <w:r>
+        <w:t xml:space="preserve"> </w:t>
+      </w:r>
+      <w:r>
+        <w:t xml:space="preserve">variation tracks who placed the call. Method follows the sibling urogynecology</w:t>
+      </w:r>
+      <w:r>
+        <w:t xml:space="preserve"> </w:t>
+      </w:r>
+      <w:r>
+        <w:t xml:space="preserve">mystery-caller study (mufflyt/lizeth,</w:t>
+      </w:r>
+      <w:r>
+        <w:t xml:space="preserve"> </w:t>
+      </w:r>
+      <w:r>
+        <w:rPr>
+          <w:rStyle w:val="VerbatimChar"/>
+        </w:rPr>
+        <w:t xml:space="preserve">caller_icc.R</w:t>
+      </w:r>
+      <w:r>
+        <w:t xml:space="preserve">), which reached the same</w:t>
+      </w:r>
+      <w:r>
+        <w:t xml:space="preserve"> </w:t>
+      </w:r>
+      <w:r>
+        <w:t xml:space="preserve">fallback: a paired inter-caller ICC is not estimable with so few practices</w:t>
+      </w:r>
+      <w:r>
+        <w:t xml:space="preserve"> </w:t>
+      </w:r>
+      <w:r>
+        <w:t xml:space="preserve">called by two callers, so a variance-components ICC is used instead.</w:t>
+      </w:r>
+    </w:p>
+    <w:p>
+      <w:pPr>
+        <w:pStyle w:val="TableCaption"/>
+      </w:pPr>
+      <w:r>
+        <w:t xml:space="preserve">Table S7. Proportion of outcome variance attributable to the caller.</w:t>
+      </w:r>
+    </w:p>
+    <w:tbl>
+      <w:tblPr>
+        <w:tblStyle w:val="Table"/>
+        <w:tblW w:type="auto" w:w="0"/>
+        <w:tblLook w:firstRow="1" w:lastRow="0" w:firstColumn="0" w:lastColumn="0" w:noHBand="0" w:noVBand="0" w:val="0020"/>
+        <w:tblCaption w:val="Table S7. Proportion of outcome variance attributable to the caller."/>
+      </w:tblPr>
+      <w:tblGrid>
+        <w:gridCol w:w="1980"/>
+        <w:gridCol w:w="1980"/>
+        <w:gridCol w:w="1980"/>
+        <w:gridCol w:w="1980"/>
+      </w:tblGrid>
+      <w:tr>
+        <w:trPr>
+          <w:tblHeader w:val="on"/>
+        </w:trPr>
+        <w:tc>
+          <w:tcPr/>
+          <w:p>
+            <w:pPr>
+              <w:pStyle w:val="Compact"/>
+              <w:jc w:val="left"/>
+            </w:pPr>
+            <w:r>
+              <w:t xml:space="preserve">Outcome</w:t>
+            </w:r>
+          </w:p>
+        </w:tc>
+        <w:tc>
+          <w:tcPr/>
+          <w:p>
+            <w:pPr>
+              <w:pStyle w:val="Compact"/>
+              <w:jc w:val="left"/>
+            </w:pPr>
+            <w:r>
+              <w:t xml:space="preserve">ICC</w:t>
+            </w:r>
+          </w:p>
+        </w:tc>
+        <w:tc>
+          <w:tcPr/>
+          <w:p>
+            <w:pPr>
+              <w:pStyle w:val="Compact"/>
+              <w:jc w:val="right"/>
+            </w:pPr>
+            <w:r>
+              <w:t xml:space="preserve">Callers</w:t>
+            </w:r>
+          </w:p>
+        </w:tc>
+        <w:tc>
+          <w:tcPr/>
+          <w:p>
+            <w:pPr>
+              <w:pStyle w:val="Compact"/>
+              <w:jc w:val="right"/>
+            </w:pPr>
+            <w:r>
+              <w:t xml:space="preserve">Calls</w:t>
+            </w:r>
+          </w:p>
+        </w:tc>
+      </w:tr>
+      <w:tr>
+        <w:tc>
+          <w:tcPr/>
+          <w:p>
+            <w:pPr>
+              <w:pStyle w:val="Compact"/>
+              <w:jc w:val="left"/>
+            </w:pPr>
+            <w:r>
+              <w:t xml:space="preserve">Business-day wait</w:t>
+            </w:r>
+          </w:p>
+        </w:tc>
+        <w:tc>
+          <w:tcPr/>
+          <w:p>
+            <w:pPr>
+              <w:pStyle w:val="Compact"/>
+              <w:jc w:val="left"/>
+            </w:pPr>
+            <w:r>
+              <w:t xml:space="preserve">0.36</w:t>
+            </w:r>
+          </w:p>
+        </w:tc>
+        <w:tc>
+          <w:tcPr/>
+          <w:p>
+            <w:pPr>
+              <w:pStyle w:val="Compact"/>
+              <w:jc w:val="right"/>
+            </w:pPr>
+            <w:r>
+              <w:t xml:space="preserve">5</w:t>
+            </w:r>
+          </w:p>
+        </w:tc>
+        <w:tc>
+          <w:tcPr/>
+          <w:p>
+            <w:pPr>
+              <w:pStyle w:val="Compact"/>
+              <w:jc w:val="right"/>
+            </w:pPr>
+            <w:r>
+              <w:t xml:space="preserve">56</w:t>
+            </w:r>
+          </w:p>
+        </w:tc>
+      </w:tr>
+      <w:tr>
+        <w:tc>
+          <w:tcPr/>
+          <w:p>
+            <w:pPr>
+              <w:pStyle w:val="Compact"/>
+              <w:jc w:val="left"/>
+            </w:pPr>
+            <w:r>
+              <w:t xml:space="preserve">Inferred appointment availability</w:t>
+            </w:r>
+          </w:p>
+        </w:tc>
+        <w:tc>
+          <w:tcPr/>
+          <w:p>
+            <w:pPr>
+              <w:pStyle w:val="Compact"/>
+              <w:jc w:val="left"/>
+            </w:pPr>
+            <w:r>
+              <w:t xml:space="preserve">0.31</w:t>
+            </w:r>
+          </w:p>
+        </w:tc>
+        <w:tc>
+          <w:tcPr/>
+          <w:p>
+            <w:pPr>
+              <w:pStyle w:val="Compact"/>
+              <w:jc w:val="right"/>
+            </w:pPr>
+            <w:r>
+              <w:t xml:space="preserve">6</w:t>
+            </w:r>
+          </w:p>
+        </w:tc>
+        <w:tc>
+          <w:tcPr/>
+          <w:p>
+            <w:pPr>
+              <w:pStyle w:val="Compact"/>
+              <w:jc w:val="right"/>
+            </w:pPr>
+            <w:r>
+              <w:t xml:space="preserve">99</w:t>
+            </w:r>
+          </w:p>
+        </w:tc>
+      </w:tr>
+      <w:tr>
+        <w:tc>
+          <w:tcPr/>
+          <w:p>
+            <w:pPr>
+              <w:pStyle w:val="Compact"/>
+              <w:jc w:val="left"/>
+            </w:pPr>
+            <w:r>
+              <w:t xml:space="preserve">Reached a live office</w:t>
+            </w:r>
+          </w:p>
+        </w:tc>
+        <w:tc>
+          <w:tcPr/>
+          <w:p>
+            <w:pPr>
+              <w:pStyle w:val="Compact"/>
+              <w:jc w:val="left"/>
+            </w:pPr>
+            <w:r>
+              <w:t xml:space="preserve">0.29</w:t>
+            </w:r>
+          </w:p>
+        </w:tc>
+        <w:tc>
+          <w:tcPr/>
+          <w:p>
+            <w:pPr>
+              <w:pStyle w:val="Compact"/>
+              <w:jc w:val="right"/>
+            </w:pPr>
+            <w:r>
+              <w:t xml:space="preserve">6</w:t>
+            </w:r>
+          </w:p>
+        </w:tc>
+        <w:tc>
+          <w:tcPr/>
+          <w:p>
+            <w:pPr>
+              <w:pStyle w:val="Compact"/>
+              <w:jc w:val="right"/>
+            </w:pPr>
+            <w:r>
+              <w:t xml:space="preserve">233</w:t>
+            </w:r>
+          </w:p>
+        </w:tc>
+      </w:tr>
+    </w:tbl>
+    <w:p>
+      <w:r>
+        <w:pict>
+          <v:rect style="width:0;height:1.5pt" o:hralign="center" o:hrstd="t" o:hr="t"/>
+        </w:pict>
+      </w:r>
+    </w:p>
+    <w:bookmarkEnd w:id="25"/>
+    <w:bookmarkStart w:id="26" w:name="Xa20611f0575bb822b154f5684eb09cea86755d3"/>
+    <w:p>
+      <w:pPr>
+        <w:pStyle w:val="Heading2"/>
+      </w:pPr>
+      <w:r>
+        <w:t xml:space="preserve">Appendix Table S8. What the paired intervals exclude</w:t>
+      </w:r>
+    </w:p>
+    <w:p>
+      <w:pPr>
+        <w:pStyle w:val="FirstParagraph"/>
+      </w:pPr>
+      <w:r>
+        <w:t xml:space="preserve">A minimum detectable effect states what the design could have found. This</w:t>
+      </w:r>
+      <w:r>
+        <w:t xml:space="preserve"> </w:t>
+      </w:r>
+      <w:r>
+        <w:t xml:space="preserve">states what the data actually rule out, on the percentage-point scale. The</w:t>
+      </w:r>
+      <w:r>
+        <w:t xml:space="preserve"> </w:t>
+      </w:r>
+      <w:r>
+        <w:t xml:space="preserve">upper limit of each interval is the largest disadvantage compatible with these</w:t>
+      </w:r>
+      <w:r>
+        <w:t xml:space="preserve"> </w:t>
+      </w:r>
+      <w:r>
+        <w:t xml:space="preserve">data. Presentation follows mufflyt/lizeth,</w:t>
+      </w:r>
+      <w:r>
+        <w:t xml:space="preserve"> </w:t>
+      </w:r>
+      <w:r>
+        <w:rPr>
+          <w:rStyle w:val="VerbatimChar"/>
+        </w:rPr>
+        <w:t xml:space="preserve">null_verification.R</w:t>
+      </w:r>
+      <w:r>
+        <w:t xml:space="preserve">:</w:t>
+      </w:r>
+      <w:r>
+        <w:t xml:space="preserve"> </w:t>
+      </w:r>
+      <w:r>
+        <w:t xml:space="preserve">“the upper CI</w:t>
+      </w:r>
+      <w:r>
+        <w:t xml:space="preserve"> </w:t>
+      </w:r>
+      <w:r>
+        <w:t xml:space="preserve">is the LARGEST delay compatible with our data.”</w:t>
+      </w:r>
+    </w:p>
+    <w:p>
+      <w:pPr>
+        <w:pStyle w:val="TableCaption"/>
+      </w:pPr>
+      <w:r>
+        <w:t xml:space="preserve">Table S8. Paired differences in inferred appointment availability, with the range of effects the data are compatible with.</w:t>
+      </w:r>
+    </w:p>
+    <w:tbl>
+      <w:tblPr>
+        <w:tblStyle w:val="Table"/>
+        <w:tblW w:type="pct" w:w="5000"/>
+        <w:tblLayout w:type="fixed"/>
+        <w:tblLook w:firstRow="1" w:lastRow="0" w:firstColumn="0" w:lastColumn="0" w:noHBand="0" w:noVBand="0" w:val="0020"/>
+        <w:tblCaption w:val="Table S8. Paired differences in inferred appointment availability, with the range of effects the data are compatible with."/>
+      </w:tblPr>
+      <w:tblGrid>
+        <w:gridCol w:w="2895"/>
+        <w:gridCol w:w="1447"/>
+        <w:gridCol w:w="936"/>
+        <w:gridCol w:w="1362"/>
+        <w:gridCol w:w="1277"/>
+      </w:tblGrid>
+      <w:tr>
+        <w:trPr>
+          <w:tblHeader w:val="on"/>
+        </w:trPr>
+        <w:tc>
+          <w:tcPr/>
+          <w:p>
+            <w:pPr>
+              <w:pStyle w:val="Compact"/>
+              <w:jc w:val="left"/>
+            </w:pPr>
+            <w:r>
+              <w:t xml:space="preserve">Contrast</w:t>
+            </w:r>
+          </w:p>
+        </w:tc>
+        <w:tc>
+          <w:tcPr/>
+          <w:p>
+            <w:pPr>
+              <w:pStyle w:val="Compact"/>
+              <w:jc w:val="right"/>
+            </w:pPr>
+            <w:r>
+              <w:t xml:space="preserve">Paired practices</w:t>
+            </w:r>
+          </w:p>
+        </w:tc>
+        <w:tc>
+          <w:tcPr/>
+          <w:p>
+            <w:pPr>
+              <w:pStyle w:val="Compact"/>
+              <w:jc w:val="right"/>
+            </w:pPr>
+            <w:r>
+              <w:t xml:space="preserve">Discordant</w:t>
+            </w:r>
+          </w:p>
+        </w:tc>
+        <w:tc>
+          <w:tcPr/>
+          <w:p>
+            <w:pPr>
+              <w:pStyle w:val="Compact"/>
+              <w:jc w:val="left"/>
+            </w:pPr>
+            <w:r>
+              <w:t xml:space="preserve">Difference (pp)</w:t>
+            </w:r>
+          </w:p>
+        </w:tc>
+        <w:tc>
+          <w:tcPr/>
+          <w:p>
+            <w:pPr>
+              <w:pStyle w:val="Compact"/>
+              <w:jc w:val="left"/>
+            </w:pPr>
+            <w:r>
+              <w:t xml:space="preserve">95% CI (pp)</w:t>
+            </w:r>
+          </w:p>
+        </w:tc>
+      </w:tr>
+      <w:tr>
+        <w:tc>
+          <w:tcPr/>
+          <w:p>
+            <w:pPr>
+              <w:pStyle w:val="Compact"/>
+              <w:jc w:val="left"/>
+            </w:pPr>
+            <w:r>
+              <w:t xml:space="preserve">Straight couple vs Single mother</w:t>
+            </w:r>
+          </w:p>
+        </w:tc>
+        <w:tc>
+          <w:tcPr/>
+          <w:p>
+            <w:pPr>
+              <w:pStyle w:val="Compact"/>
+              <w:jc w:val="right"/>
+            </w:pPr>
+            <w:r>
+              <w:t xml:space="preserve">16</w:t>
+            </w:r>
+          </w:p>
+        </w:tc>
+        <w:tc>
+          <w:tcPr/>
+          <w:p>
+            <w:pPr>
+              <w:pStyle w:val="Compact"/>
+              <w:jc w:val="right"/>
+            </w:pPr>
+            <w:r>
+              <w:t xml:space="preserve">7</w:t>
+            </w:r>
+          </w:p>
+        </w:tc>
+        <w:tc>
+          <w:tcPr/>
+          <w:p>
+            <w:pPr>
+              <w:pStyle w:val="Compact"/>
+              <w:jc w:val="left"/>
+            </w:pPr>
+            <w:r>
+              <w:t xml:space="preserve">+31.2</w:t>
+            </w:r>
+          </w:p>
+        </w:tc>
+        <w:tc>
+          <w:tcPr/>
+          <w:p>
+            <w:pPr>
+              <w:pStyle w:val="Compact"/>
+              <w:jc w:val="left"/>
+            </w:pPr>
+            <w:r>
+              <w:t xml:space="preserve">-6.9 to +43.4</w:t>
+            </w:r>
+          </w:p>
+        </w:tc>
+      </w:tr>
+      <w:tr>
+        <w:tc>
+          <w:tcPr/>
+          <w:p>
+            <w:pPr>
+              <w:pStyle w:val="Compact"/>
+              <w:jc w:val="left"/>
+            </w:pPr>
+            <w:r>
+              <w:t xml:space="preserve">Lesbian couple vs Single mother</w:t>
+            </w:r>
+          </w:p>
+        </w:tc>
+        <w:tc>
+          <w:tcPr/>
+          <w:p>
+            <w:pPr>
+              <w:pStyle w:val="Compact"/>
+              <w:jc w:val="right"/>
+            </w:pPr>
+            <w:r>
+              <w:t xml:space="preserve">22</w:t>
+            </w:r>
+          </w:p>
+        </w:tc>
+        <w:tc>
+          <w:tcPr/>
+          <w:p>
+            <w:pPr>
+              <w:pStyle w:val="Compact"/>
+              <w:jc w:val="right"/>
+            </w:pPr>
+            <w:r>
+              <w:t xml:space="preserve">2</w:t>
+            </w:r>
+          </w:p>
+        </w:tc>
+        <w:tc>
+          <w:tcPr/>
+          <w:p>
+            <w:pPr>
+              <w:pStyle w:val="Compact"/>
+              <w:jc w:val="left"/>
+            </w:pPr>
+            <w:r>
+              <w:t xml:space="preserve">-9.1</w:t>
+            </w:r>
+          </w:p>
+        </w:tc>
+        <w:tc>
+          <w:tcPr/>
+          <w:p>
+            <w:pPr>
+              <w:pStyle w:val="Compact"/>
+              <w:jc w:val="left"/>
+            </w:pPr>
+            <w:r>
+              <w:t xml:space="preserve">-9.1 to +6.2</w:t>
+            </w:r>
+          </w:p>
+        </w:tc>
+      </w:tr>
+      <w:tr>
+        <w:tc>
+          <w:tcPr/>
+          <w:p>
+            <w:pPr>
+              <w:pStyle w:val="Compact"/>
+              <w:jc w:val="left"/>
+            </w:pPr>
+            <w:r>
+              <w:t xml:space="preserve">Straight couple vs Lesbian couple</w:t>
+            </w:r>
+          </w:p>
+        </w:tc>
+        <w:tc>
+          <w:tcPr/>
+          <w:p>
+            <w:pPr>
+              <w:pStyle w:val="Compact"/>
+              <w:jc w:val="right"/>
+            </w:pPr>
+            <w:r>
+              <w:t xml:space="preserve">19</w:t>
+            </w:r>
+          </w:p>
+        </w:tc>
+        <w:tc>
+          <w:tcPr/>
+          <w:p>
+            <w:pPr>
+              <w:pStyle w:val="Compact"/>
+              <w:jc w:val="right"/>
+            </w:pPr>
+            <w:r>
+              <w:t xml:space="preserve">8</w:t>
+            </w:r>
+          </w:p>
+        </w:tc>
+        <w:tc>
+          <w:tcPr/>
+          <w:p>
+            <w:pPr>
+              <w:pStyle w:val="Compact"/>
+              <w:jc w:val="left"/>
+            </w:pPr>
+            <w:r>
+              <w:t xml:space="preserve">+42.1</w:t>
+            </w:r>
+          </w:p>
+        </w:tc>
+        <w:tc>
+          <w:tcPr/>
+          <w:p>
+            <w:pPr>
+              <w:pStyle w:val="Compact"/>
+              <w:jc w:val="left"/>
+            </w:pPr>
+            <w:r>
+              <w:t xml:space="preserve">+11.0 to +42.1</w:t>
+            </w:r>
+          </w:p>
+        </w:tc>
+      </w:tr>
+    </w:tbl>
+    <w:p>
+      <w:r>
+        <w:pict>
+          <v:rect style="width:0;height:1.5pt" o:hralign="center" o:hrstd="t" o:hr="t"/>
+        </w:pict>
+      </w:r>
+    </w:p>
+    <w:bookmarkEnd w:id="26"/>
+    <w:bookmarkStart w:id="27" w:name="Xae4d91fde33c2714367dbe8d2377a824f90470f"/>
     <w:p>
       <w:pPr>
         <w:pStyle w:val="Heading2"/>
@@ -4937,8 +5577,8 @@
         </w:pict>
       </w:r>
     </w:p>
-    <w:bookmarkEnd w:id="25"/>
-    <w:bookmarkStart w:id="29" w:name="X4d1cc4b0283df5bda41de220dca34c2a1db9073"/>
+    <w:bookmarkEnd w:id="27"/>
+    <w:bookmarkStart w:id="31" w:name="X4d1cc4b0283df5bda41de220dca34c2a1db9073"/>
     <w:p>
       <w:pPr>
         <w:pStyle w:val="Heading2"/>
@@ -4982,18 +5622,18 @@
           <wp:inline>
             <wp:extent cx="5334000" cy="4191000"/>
             <wp:effectExtent b="0" l="0" r="0" t="0"/>
-            <wp:docPr descr="Figure S1. Wait time to first available appointment by caller scenario." title="" id="27" name="Picture"/>
+            <wp:docPr descr="Figure S1. Wait time to first available appointment by caller scenario." title="" id="29" name="Picture"/>
             <a:graphic>
               <a:graphicData uri="http://schemas.openxmlformats.org/drawingml/2006/picture">
                 <pic:pic>
                   <pic:nvPicPr>
-                    <pic:cNvPr descr="supplemental_digital_content_files/mysterycall_outputs/figures/fig_panel_wait_times.png" id="28" name="Picture"/>
+                    <pic:cNvPr descr="supplemental_digital_content_files/mysterycall_outputs/figures/fig_panel_wait_times.png" id="30" name="Picture"/>
                     <pic:cNvPicPr>
                       <a:picLocks noChangeArrowheads="1" noChangeAspect="1"/>
                     </pic:cNvPicPr>
                   </pic:nvPicPr>
                   <pic:blipFill>
-                    <a:blip r:embed="rId26"/>
+                    <a:blip r:embed="rId28"/>
                     <a:stretch>
                       <a:fillRect/>
                     </a:stretch>
@@ -5040,7 +5680,7 @@
         <w:pStyle w:val="FirstParagraph"/>
       </w:pPr>
       <w:r>
-        <w:t xml:space="preserve">Generated 2026-09-05 08:48 MDT from commit</w:t>
+        <w:t xml:space="preserve">Generated 2026-09-05 11:06 MDT from commit</w:t>
       </w:r>
       <w:r>
         <w:t xml:space="preserve"> </w:t>
@@ -5049,13 +5689,13 @@
         <w:rPr>
           <w:rStyle w:val="VerbatimChar"/>
         </w:rPr>
-        <w:t xml:space="preserve">587d3dc</w:t>
+        <w:t xml:space="preserve">106e76b</w:t>
       </w:r>
       <w:r>
         <w:t xml:space="preserve">.</w:t>
       </w:r>
     </w:p>
-    <w:bookmarkEnd w:id="29"/>
+    <w:bookmarkEnd w:id="31"/>
     <w:sectPr>
       <w:footnotePr>
         <w:numRestart w:val="eachSect"/>

--- a/supplemental_digital_content.docx
+++ b/supplemental_digital_content.docx
@@ -5680,7 +5680,7 @@
         <w:pStyle w:val="FirstParagraph"/>
       </w:pPr>
       <w:r>
-        <w:t xml:space="preserve">Generated 2026-09-05 11:06 MDT from commit</w:t>
+        <w:t xml:space="preserve">Generated 2026-09-05 15:20 MDT from commit</w:t>
       </w:r>
       <w:r>
         <w:t xml:space="preserve"> </w:t>
@@ -5689,7 +5689,7 @@
         <w:rPr>
           <w:rStyle w:val="VerbatimChar"/>
         </w:rPr>
-        <w:t xml:space="preserve">106e76b</w:t>
+        <w:t xml:space="preserve">2efb601</w:t>
       </w:r>
       <w:r>
         <w:t xml:space="preserve">.</w:t>

--- a/supplemental_digital_content.docx
+++ b/supplemental_digital_content.docx
@@ -5680,7 +5680,7 @@
         <w:pStyle w:val="FirstParagraph"/>
       </w:pPr>
       <w:r>
-        <w:t xml:space="preserve">Generated 2026-09-05 15:20 MDT from commit</w:t>
+        <w:t xml:space="preserve">Generated 2026-09-05 18:11 MDT from commit</w:t>
       </w:r>
       <w:r>
         <w:t xml:space="preserve"> </w:t>
@@ -5689,7 +5689,7 @@
         <w:rPr>
           <w:rStyle w:val="VerbatimChar"/>
         </w:rPr>
-        <w:t xml:space="preserve">2efb601</w:t>
+        <w:t xml:space="preserve">3140b00</w:t>
       </w:r>
       <w:r>
         <w:t xml:space="preserve">.</w:t>
